--- a/docs/forgotten-felines/published-policies/per-cat-record-specification.docx
+++ b/docs/forgotten-felines/published-policies/per-cat-record-specification.docx
@@ -176,14 +176,14 @@
         <w:tblLook w:firstColumn="1" w:firstRow="1" w:lastColumn="0" w:lastRow="0" w:noHBand="0" w:noVBand="1" w:val="04A0"/>
       </w:tblPr>
       <w:tblGrid>
-        <w:gridCol w:w="2880"/>
-        <w:gridCol w:w="2880"/>
-        <w:gridCol w:w="2880"/>
+        <w:gridCol w:w="3024"/>
+        <w:gridCol w:w="3024"/>
+        <w:gridCol w:w="3024"/>
       </w:tblGrid>
       <w:tr>
         <w:tc>
           <w:tcPr>
-            <w:tcW w:type="dxa" w:w="2880"/>
+            <w:tcW w:type="dxa" w:w="3024"/>
           </w:tcPr>
           <w:p>
             <w:r>
@@ -201,7 +201,7 @@
         </w:tc>
         <w:tc>
           <w:tcPr>
-            <w:tcW w:type="dxa" w:w="2880"/>
+            <w:tcW w:type="dxa" w:w="3024"/>
           </w:tcPr>
           <w:p>
             <w:r>
@@ -219,7 +219,7 @@
         </w:tc>
         <w:tc>
           <w:tcPr>
-            <w:tcW w:type="dxa" w:w="2880"/>
+            <w:tcW w:type="dxa" w:w="3024"/>
           </w:tcPr>
           <w:p>
             <w:r>
@@ -239,7 +239,7 @@
       <w:tr>
         <w:tc>
           <w:tcPr>
-            <w:tcW w:type="dxa" w:w="2880"/>
+            <w:tcW w:type="dxa" w:w="3024"/>
           </w:tcPr>
           <w:p>
             <w:r/>
@@ -250,7 +250,7 @@
         </w:tc>
         <w:tc>
           <w:tcPr>
-            <w:tcW w:type="dxa" w:w="2880"/>
+            <w:tcW w:type="dxa" w:w="3024"/>
           </w:tcPr>
           <w:p>
             <w:r/>
@@ -261,7 +261,7 @@
         </w:tc>
         <w:tc>
           <w:tcPr>
-            <w:tcW w:type="dxa" w:w="2880"/>
+            <w:tcW w:type="dxa" w:w="3024"/>
           </w:tcPr>
           <w:p>
             <w:r/>
@@ -274,7 +274,7 @@
       <w:tr>
         <w:tc>
           <w:tcPr>
-            <w:tcW w:type="dxa" w:w="2880"/>
+            <w:tcW w:type="dxa" w:w="3024"/>
           </w:tcPr>
           <w:p>
             <w:r/>
@@ -285,7 +285,7 @@
         </w:tc>
         <w:tc>
           <w:tcPr>
-            <w:tcW w:type="dxa" w:w="2880"/>
+            <w:tcW w:type="dxa" w:w="3024"/>
           </w:tcPr>
           <w:p>
             <w:r/>
@@ -296,7 +296,7 @@
         </w:tc>
         <w:tc>
           <w:tcPr>
-            <w:tcW w:type="dxa" w:w="2880"/>
+            <w:tcW w:type="dxa" w:w="3024"/>
           </w:tcPr>
           <w:p>
             <w:r/>
@@ -309,7 +309,7 @@
       <w:tr>
         <w:tc>
           <w:tcPr>
-            <w:tcW w:type="dxa" w:w="2880"/>
+            <w:tcW w:type="dxa" w:w="3024"/>
           </w:tcPr>
           <w:p>
             <w:r/>
@@ -320,7 +320,7 @@
         </w:tc>
         <w:tc>
           <w:tcPr>
-            <w:tcW w:type="dxa" w:w="2880"/>
+            <w:tcW w:type="dxa" w:w="3024"/>
           </w:tcPr>
           <w:p>
             <w:r/>
@@ -331,7 +331,7 @@
         </w:tc>
         <w:tc>
           <w:tcPr>
-            <w:tcW w:type="dxa" w:w="2880"/>
+            <w:tcW w:type="dxa" w:w="3024"/>
           </w:tcPr>
           <w:p>
             <w:r/>
@@ -344,7 +344,7 @@
       <w:tr>
         <w:tc>
           <w:tcPr>
-            <w:tcW w:type="dxa" w:w="2880"/>
+            <w:tcW w:type="dxa" w:w="3024"/>
           </w:tcPr>
           <w:p>
             <w:r/>
@@ -355,7 +355,7 @@
         </w:tc>
         <w:tc>
           <w:tcPr>
-            <w:tcW w:type="dxa" w:w="2880"/>
+            <w:tcW w:type="dxa" w:w="3024"/>
           </w:tcPr>
           <w:p>
             <w:r/>
@@ -366,7 +366,7 @@
         </w:tc>
         <w:tc>
           <w:tcPr>
-            <w:tcW w:type="dxa" w:w="2880"/>
+            <w:tcW w:type="dxa" w:w="3024"/>
           </w:tcPr>
           <w:p>
             <w:r/>
@@ -379,7 +379,7 @@
       <w:tr>
         <w:tc>
           <w:tcPr>
-            <w:tcW w:type="dxa" w:w="2880"/>
+            <w:tcW w:type="dxa" w:w="3024"/>
           </w:tcPr>
           <w:p>
             <w:r/>
@@ -390,7 +390,7 @@
         </w:tc>
         <w:tc>
           <w:tcPr>
-            <w:tcW w:type="dxa" w:w="2880"/>
+            <w:tcW w:type="dxa" w:w="3024"/>
           </w:tcPr>
           <w:p>
             <w:r/>
@@ -401,7 +401,7 @@
         </w:tc>
         <w:tc>
           <w:tcPr>
-            <w:tcW w:type="dxa" w:w="2880"/>
+            <w:tcW w:type="dxa" w:w="3024"/>
           </w:tcPr>
           <w:p>
             <w:r/>
@@ -414,7 +414,7 @@
       <w:tr>
         <w:tc>
           <w:tcPr>
-            <w:tcW w:type="dxa" w:w="2880"/>
+            <w:tcW w:type="dxa" w:w="3024"/>
           </w:tcPr>
           <w:p>
             <w:r/>
@@ -425,7 +425,7 @@
         </w:tc>
         <w:tc>
           <w:tcPr>
-            <w:tcW w:type="dxa" w:w="2880"/>
+            <w:tcW w:type="dxa" w:w="3024"/>
           </w:tcPr>
           <w:p>
             <w:r/>
@@ -436,7 +436,7 @@
         </w:tc>
         <w:tc>
           <w:tcPr>
-            <w:tcW w:type="dxa" w:w="2880"/>
+            <w:tcW w:type="dxa" w:w="3024"/>
           </w:tcPr>
           <w:p>
             <w:r/>
@@ -449,7 +449,7 @@
       <w:tr>
         <w:tc>
           <w:tcPr>
-            <w:tcW w:type="dxa" w:w="2880"/>
+            <w:tcW w:type="dxa" w:w="3024"/>
           </w:tcPr>
           <w:p>
             <w:r/>
@@ -460,7 +460,7 @@
         </w:tc>
         <w:tc>
           <w:tcPr>
-            <w:tcW w:type="dxa" w:w="2880"/>
+            <w:tcW w:type="dxa" w:w="3024"/>
           </w:tcPr>
           <w:p>
             <w:r/>
@@ -471,7 +471,7 @@
         </w:tc>
         <w:tc>
           <w:tcPr>
-            <w:tcW w:type="dxa" w:w="2880"/>
+            <w:tcW w:type="dxa" w:w="3024"/>
           </w:tcPr>
           <w:p>
             <w:r/>
@@ -484,7 +484,7 @@
       <w:tr>
         <w:tc>
           <w:tcPr>
-            <w:tcW w:type="dxa" w:w="2880"/>
+            <w:tcW w:type="dxa" w:w="3024"/>
           </w:tcPr>
           <w:p>
             <w:r/>
@@ -495,7 +495,7 @@
         </w:tc>
         <w:tc>
           <w:tcPr>
-            <w:tcW w:type="dxa" w:w="2880"/>
+            <w:tcW w:type="dxa" w:w="3024"/>
           </w:tcPr>
           <w:p>
             <w:r/>
@@ -506,7 +506,7 @@
         </w:tc>
         <w:tc>
           <w:tcPr>
-            <w:tcW w:type="dxa" w:w="2880"/>
+            <w:tcW w:type="dxa" w:w="3024"/>
           </w:tcPr>
           <w:p>
             <w:r/>
@@ -532,14 +532,14 @@
         <w:tblLook w:firstColumn="1" w:firstRow="1" w:lastColumn="0" w:lastRow="0" w:noHBand="0" w:noVBand="1" w:val="04A0"/>
       </w:tblPr>
       <w:tblGrid>
-        <w:gridCol w:w="2880"/>
-        <w:gridCol w:w="2880"/>
-        <w:gridCol w:w="2880"/>
+        <w:gridCol w:w="3024"/>
+        <w:gridCol w:w="3024"/>
+        <w:gridCol w:w="3024"/>
       </w:tblGrid>
       <w:tr>
         <w:tc>
           <w:tcPr>
-            <w:tcW w:type="dxa" w:w="2880"/>
+            <w:tcW w:type="dxa" w:w="3024"/>
           </w:tcPr>
           <w:p>
             <w:r>
@@ -557,7 +557,7 @@
         </w:tc>
         <w:tc>
           <w:tcPr>
-            <w:tcW w:type="dxa" w:w="2880"/>
+            <w:tcW w:type="dxa" w:w="3024"/>
           </w:tcPr>
           <w:p>
             <w:r>
@@ -575,7 +575,7 @@
         </w:tc>
         <w:tc>
           <w:tcPr>
-            <w:tcW w:type="dxa" w:w="2880"/>
+            <w:tcW w:type="dxa" w:w="3024"/>
           </w:tcPr>
           <w:p>
             <w:r>
@@ -595,7 +595,7 @@
       <w:tr>
         <w:tc>
           <w:tcPr>
-            <w:tcW w:type="dxa" w:w="2880"/>
+            <w:tcW w:type="dxa" w:w="3024"/>
           </w:tcPr>
           <w:p>
             <w:r/>
@@ -606,7 +606,7 @@
         </w:tc>
         <w:tc>
           <w:tcPr>
-            <w:tcW w:type="dxa" w:w="2880"/>
+            <w:tcW w:type="dxa" w:w="3024"/>
           </w:tcPr>
           <w:p>
             <w:r/>
@@ -617,7 +617,7 @@
         </w:tc>
         <w:tc>
           <w:tcPr>
-            <w:tcW w:type="dxa" w:w="2880"/>
+            <w:tcW w:type="dxa" w:w="3024"/>
           </w:tcPr>
           <w:p>
             <w:r/>
@@ -627,7 +627,7 @@
       <w:tr>
         <w:tc>
           <w:tcPr>
-            <w:tcW w:type="dxa" w:w="2880"/>
+            <w:tcW w:type="dxa" w:w="3024"/>
           </w:tcPr>
           <w:p>
             <w:r/>
@@ -638,7 +638,7 @@
         </w:tc>
         <w:tc>
           <w:tcPr>
-            <w:tcW w:type="dxa" w:w="2880"/>
+            <w:tcW w:type="dxa" w:w="3024"/>
           </w:tcPr>
           <w:p>
             <w:r/>
@@ -649,7 +649,7 @@
         </w:tc>
         <w:tc>
           <w:tcPr>
-            <w:tcW w:type="dxa" w:w="2880"/>
+            <w:tcW w:type="dxa" w:w="3024"/>
           </w:tcPr>
           <w:p>
             <w:r/>
@@ -662,7 +662,7 @@
       <w:tr>
         <w:tc>
           <w:tcPr>
-            <w:tcW w:type="dxa" w:w="2880"/>
+            <w:tcW w:type="dxa" w:w="3024"/>
           </w:tcPr>
           <w:p>
             <w:r/>
@@ -673,7 +673,7 @@
         </w:tc>
         <w:tc>
           <w:tcPr>
-            <w:tcW w:type="dxa" w:w="2880"/>
+            <w:tcW w:type="dxa" w:w="3024"/>
           </w:tcPr>
           <w:p>
             <w:r/>
@@ -684,7 +684,7 @@
         </w:tc>
         <w:tc>
           <w:tcPr>
-            <w:tcW w:type="dxa" w:w="2880"/>
+            <w:tcW w:type="dxa" w:w="3024"/>
           </w:tcPr>
           <w:p>
             <w:r/>
@@ -697,7 +697,7 @@
       <w:tr>
         <w:tc>
           <w:tcPr>
-            <w:tcW w:type="dxa" w:w="2880"/>
+            <w:tcW w:type="dxa" w:w="3024"/>
           </w:tcPr>
           <w:p>
             <w:r/>
@@ -708,7 +708,7 @@
         </w:tc>
         <w:tc>
           <w:tcPr>
-            <w:tcW w:type="dxa" w:w="2880"/>
+            <w:tcW w:type="dxa" w:w="3024"/>
           </w:tcPr>
           <w:p>
             <w:r/>
@@ -719,7 +719,7 @@
         </w:tc>
         <w:tc>
           <w:tcPr>
-            <w:tcW w:type="dxa" w:w="2880"/>
+            <w:tcW w:type="dxa" w:w="3024"/>
           </w:tcPr>
           <w:p>
             <w:r/>
@@ -732,7 +732,7 @@
       <w:tr>
         <w:tc>
           <w:tcPr>
-            <w:tcW w:type="dxa" w:w="2880"/>
+            <w:tcW w:type="dxa" w:w="3024"/>
           </w:tcPr>
           <w:p>
             <w:r/>
@@ -743,7 +743,7 @@
         </w:tc>
         <w:tc>
           <w:tcPr>
-            <w:tcW w:type="dxa" w:w="2880"/>
+            <w:tcW w:type="dxa" w:w="3024"/>
           </w:tcPr>
           <w:p>
             <w:r/>
@@ -754,7 +754,7 @@
         </w:tc>
         <w:tc>
           <w:tcPr>
-            <w:tcW w:type="dxa" w:w="2880"/>
+            <w:tcW w:type="dxa" w:w="3024"/>
           </w:tcPr>
           <w:p>
             <w:r/>
@@ -767,7 +767,7 @@
       <w:tr>
         <w:tc>
           <w:tcPr>
-            <w:tcW w:type="dxa" w:w="2880"/>
+            <w:tcW w:type="dxa" w:w="3024"/>
           </w:tcPr>
           <w:p>
             <w:r/>
@@ -778,7 +778,7 @@
         </w:tc>
         <w:tc>
           <w:tcPr>
-            <w:tcW w:type="dxa" w:w="2880"/>
+            <w:tcW w:type="dxa" w:w="3024"/>
           </w:tcPr>
           <w:p>
             <w:r/>
@@ -789,7 +789,7 @@
         </w:tc>
         <w:tc>
           <w:tcPr>
-            <w:tcW w:type="dxa" w:w="2880"/>
+            <w:tcW w:type="dxa" w:w="3024"/>
           </w:tcPr>
           <w:p>
             <w:r/>
@@ -799,7 +799,7 @@
       <w:tr>
         <w:tc>
           <w:tcPr>
-            <w:tcW w:type="dxa" w:w="2880"/>
+            <w:tcW w:type="dxa" w:w="3024"/>
           </w:tcPr>
           <w:p>
             <w:r/>
@@ -810,7 +810,7 @@
         </w:tc>
         <w:tc>
           <w:tcPr>
-            <w:tcW w:type="dxa" w:w="2880"/>
+            <w:tcW w:type="dxa" w:w="3024"/>
           </w:tcPr>
           <w:p>
             <w:r/>
@@ -821,7 +821,7 @@
         </w:tc>
         <w:tc>
           <w:tcPr>
-            <w:tcW w:type="dxa" w:w="2880"/>
+            <w:tcW w:type="dxa" w:w="3024"/>
           </w:tcPr>
           <w:p>
             <w:r/>
@@ -834,7 +834,7 @@
       <w:tr>
         <w:tc>
           <w:tcPr>
-            <w:tcW w:type="dxa" w:w="2880"/>
+            <w:tcW w:type="dxa" w:w="3024"/>
           </w:tcPr>
           <w:p>
             <w:r/>
@@ -845,7 +845,7 @@
         </w:tc>
         <w:tc>
           <w:tcPr>
-            <w:tcW w:type="dxa" w:w="2880"/>
+            <w:tcW w:type="dxa" w:w="3024"/>
           </w:tcPr>
           <w:p>
             <w:r/>
@@ -856,7 +856,7 @@
         </w:tc>
         <w:tc>
           <w:tcPr>
-            <w:tcW w:type="dxa" w:w="2880"/>
+            <w:tcW w:type="dxa" w:w="3024"/>
           </w:tcPr>
           <w:p>
             <w:r/>
@@ -882,14 +882,14 @@
         <w:tblLook w:firstColumn="1" w:firstRow="1" w:lastColumn="0" w:lastRow="0" w:noHBand="0" w:noVBand="1" w:val="04A0"/>
       </w:tblPr>
       <w:tblGrid>
-        <w:gridCol w:w="2880"/>
-        <w:gridCol w:w="2880"/>
-        <w:gridCol w:w="2880"/>
+        <w:gridCol w:w="3024"/>
+        <w:gridCol w:w="3024"/>
+        <w:gridCol w:w="3024"/>
       </w:tblGrid>
       <w:tr>
         <w:tc>
           <w:tcPr>
-            <w:tcW w:type="dxa" w:w="2880"/>
+            <w:tcW w:type="dxa" w:w="3024"/>
           </w:tcPr>
           <w:p>
             <w:r>
@@ -907,7 +907,7 @@
         </w:tc>
         <w:tc>
           <w:tcPr>
-            <w:tcW w:type="dxa" w:w="2880"/>
+            <w:tcW w:type="dxa" w:w="3024"/>
           </w:tcPr>
           <w:p>
             <w:r>
@@ -925,7 +925,7 @@
         </w:tc>
         <w:tc>
           <w:tcPr>
-            <w:tcW w:type="dxa" w:w="2880"/>
+            <w:tcW w:type="dxa" w:w="3024"/>
           </w:tcPr>
           <w:p>
             <w:r>
@@ -945,7 +945,7 @@
       <w:tr>
         <w:tc>
           <w:tcPr>
-            <w:tcW w:type="dxa" w:w="2880"/>
+            <w:tcW w:type="dxa" w:w="3024"/>
           </w:tcPr>
           <w:p>
             <w:r/>
@@ -956,7 +956,7 @@
         </w:tc>
         <w:tc>
           <w:tcPr>
-            <w:tcW w:type="dxa" w:w="2880"/>
+            <w:tcW w:type="dxa" w:w="3024"/>
           </w:tcPr>
           <w:p>
             <w:r/>
@@ -967,7 +967,7 @@
         </w:tc>
         <w:tc>
           <w:tcPr>
-            <w:tcW w:type="dxa" w:w="2880"/>
+            <w:tcW w:type="dxa" w:w="3024"/>
           </w:tcPr>
           <w:p>
             <w:r/>
@@ -980,7 +980,7 @@
       <w:tr>
         <w:tc>
           <w:tcPr>
-            <w:tcW w:type="dxa" w:w="2880"/>
+            <w:tcW w:type="dxa" w:w="3024"/>
           </w:tcPr>
           <w:p>
             <w:r/>
@@ -991,7 +991,7 @@
         </w:tc>
         <w:tc>
           <w:tcPr>
-            <w:tcW w:type="dxa" w:w="2880"/>
+            <w:tcW w:type="dxa" w:w="3024"/>
           </w:tcPr>
           <w:p>
             <w:r/>
@@ -1002,7 +1002,7 @@
         </w:tc>
         <w:tc>
           <w:tcPr>
-            <w:tcW w:type="dxa" w:w="2880"/>
+            <w:tcW w:type="dxa" w:w="3024"/>
           </w:tcPr>
           <w:p>
             <w:r/>
@@ -1012,7 +1012,7 @@
       <w:tr>
         <w:tc>
           <w:tcPr>
-            <w:tcW w:type="dxa" w:w="2880"/>
+            <w:tcW w:type="dxa" w:w="3024"/>
           </w:tcPr>
           <w:p>
             <w:r/>
@@ -1023,7 +1023,7 @@
         </w:tc>
         <w:tc>
           <w:tcPr>
-            <w:tcW w:type="dxa" w:w="2880"/>
+            <w:tcW w:type="dxa" w:w="3024"/>
           </w:tcPr>
           <w:p>
             <w:r/>
@@ -1034,7 +1034,7 @@
         </w:tc>
         <w:tc>
           <w:tcPr>
-            <w:tcW w:type="dxa" w:w="2880"/>
+            <w:tcW w:type="dxa" w:w="3024"/>
           </w:tcPr>
           <w:p>
             <w:r/>
@@ -1044,7 +1044,7 @@
       <w:tr>
         <w:tc>
           <w:tcPr>
-            <w:tcW w:type="dxa" w:w="2880"/>
+            <w:tcW w:type="dxa" w:w="3024"/>
           </w:tcPr>
           <w:p>
             <w:r/>
@@ -1055,7 +1055,7 @@
         </w:tc>
         <w:tc>
           <w:tcPr>
-            <w:tcW w:type="dxa" w:w="2880"/>
+            <w:tcW w:type="dxa" w:w="3024"/>
           </w:tcPr>
           <w:p>
             <w:r/>
@@ -1066,7 +1066,7 @@
         </w:tc>
         <w:tc>
           <w:tcPr>
-            <w:tcW w:type="dxa" w:w="2880"/>
+            <w:tcW w:type="dxa" w:w="3024"/>
           </w:tcPr>
           <w:p>
             <w:r/>
@@ -1079,7 +1079,7 @@
       <w:tr>
         <w:tc>
           <w:tcPr>
-            <w:tcW w:type="dxa" w:w="2880"/>
+            <w:tcW w:type="dxa" w:w="3024"/>
           </w:tcPr>
           <w:p>
             <w:r/>
@@ -1090,7 +1090,7 @@
         </w:tc>
         <w:tc>
           <w:tcPr>
-            <w:tcW w:type="dxa" w:w="2880"/>
+            <w:tcW w:type="dxa" w:w="3024"/>
           </w:tcPr>
           <w:p>
             <w:r/>
@@ -1101,7 +1101,7 @@
         </w:tc>
         <w:tc>
           <w:tcPr>
-            <w:tcW w:type="dxa" w:w="2880"/>
+            <w:tcW w:type="dxa" w:w="3024"/>
           </w:tcPr>
           <w:p>
             <w:r/>
@@ -1114,7 +1114,7 @@
       <w:tr>
         <w:tc>
           <w:tcPr>
-            <w:tcW w:type="dxa" w:w="2880"/>
+            <w:tcW w:type="dxa" w:w="3024"/>
           </w:tcPr>
           <w:p>
             <w:r/>
@@ -1125,7 +1125,7 @@
         </w:tc>
         <w:tc>
           <w:tcPr>
-            <w:tcW w:type="dxa" w:w="2880"/>
+            <w:tcW w:type="dxa" w:w="3024"/>
           </w:tcPr>
           <w:p>
             <w:r/>
@@ -1136,7 +1136,7 @@
         </w:tc>
         <w:tc>
           <w:tcPr>
-            <w:tcW w:type="dxa" w:w="2880"/>
+            <w:tcW w:type="dxa" w:w="3024"/>
           </w:tcPr>
           <w:p>
             <w:r/>
@@ -1149,7 +1149,7 @@
       <w:tr>
         <w:tc>
           <w:tcPr>
-            <w:tcW w:type="dxa" w:w="2880"/>
+            <w:tcW w:type="dxa" w:w="3024"/>
           </w:tcPr>
           <w:p>
             <w:r/>
@@ -1160,7 +1160,7 @@
         </w:tc>
         <w:tc>
           <w:tcPr>
-            <w:tcW w:type="dxa" w:w="2880"/>
+            <w:tcW w:type="dxa" w:w="3024"/>
           </w:tcPr>
           <w:p>
             <w:r/>
@@ -1171,7 +1171,7 @@
         </w:tc>
         <w:tc>
           <w:tcPr>
-            <w:tcW w:type="dxa" w:w="2880"/>
+            <w:tcW w:type="dxa" w:w="3024"/>
           </w:tcPr>
           <w:p>
             <w:r/>
@@ -1184,7 +1184,7 @@
       <w:tr>
         <w:tc>
           <w:tcPr>
-            <w:tcW w:type="dxa" w:w="2880"/>
+            <w:tcW w:type="dxa" w:w="3024"/>
           </w:tcPr>
           <w:p>
             <w:r/>
@@ -1195,7 +1195,7 @@
         </w:tc>
         <w:tc>
           <w:tcPr>
-            <w:tcW w:type="dxa" w:w="2880"/>
+            <w:tcW w:type="dxa" w:w="3024"/>
           </w:tcPr>
           <w:p>
             <w:r/>
@@ -1206,7 +1206,7 @@
         </w:tc>
         <w:tc>
           <w:tcPr>
-            <w:tcW w:type="dxa" w:w="2880"/>
+            <w:tcW w:type="dxa" w:w="3024"/>
           </w:tcPr>
           <w:p>
             <w:r/>
@@ -1219,7 +1219,7 @@
       <w:tr>
         <w:tc>
           <w:tcPr>
-            <w:tcW w:type="dxa" w:w="2880"/>
+            <w:tcW w:type="dxa" w:w="3024"/>
           </w:tcPr>
           <w:p>
             <w:r/>
@@ -1230,7 +1230,7 @@
         </w:tc>
         <w:tc>
           <w:tcPr>
-            <w:tcW w:type="dxa" w:w="2880"/>
+            <w:tcW w:type="dxa" w:w="3024"/>
           </w:tcPr>
           <w:p>
             <w:r/>
@@ -1241,7 +1241,7 @@
         </w:tc>
         <w:tc>
           <w:tcPr>
-            <w:tcW w:type="dxa" w:w="2880"/>
+            <w:tcW w:type="dxa" w:w="3024"/>
           </w:tcPr>
           <w:p>
             <w:r/>
@@ -1254,7 +1254,7 @@
       <w:tr>
         <w:tc>
           <w:tcPr>
-            <w:tcW w:type="dxa" w:w="2880"/>
+            <w:tcW w:type="dxa" w:w="3024"/>
           </w:tcPr>
           <w:p>
             <w:r/>
@@ -1265,7 +1265,7 @@
         </w:tc>
         <w:tc>
           <w:tcPr>
-            <w:tcW w:type="dxa" w:w="2880"/>
+            <w:tcW w:type="dxa" w:w="3024"/>
           </w:tcPr>
           <w:p>
             <w:r/>
@@ -1276,7 +1276,7 @@
         </w:tc>
         <w:tc>
           <w:tcPr>
-            <w:tcW w:type="dxa" w:w="2880"/>
+            <w:tcW w:type="dxa" w:w="3024"/>
           </w:tcPr>
           <w:p>
             <w:r/>
@@ -1286,7 +1286,7 @@
       <w:tr>
         <w:tc>
           <w:tcPr>
-            <w:tcW w:type="dxa" w:w="2880"/>
+            <w:tcW w:type="dxa" w:w="3024"/>
           </w:tcPr>
           <w:p>
             <w:r/>
@@ -1297,7 +1297,7 @@
         </w:tc>
         <w:tc>
           <w:tcPr>
-            <w:tcW w:type="dxa" w:w="2880"/>
+            <w:tcW w:type="dxa" w:w="3024"/>
           </w:tcPr>
           <w:p>
             <w:r/>
@@ -1308,7 +1308,7 @@
         </w:tc>
         <w:tc>
           <w:tcPr>
-            <w:tcW w:type="dxa" w:w="2880"/>
+            <w:tcW w:type="dxa" w:w="3024"/>
           </w:tcPr>
           <w:p>
             <w:r/>
@@ -1321,7 +1321,7 @@
       <w:tr>
         <w:tc>
           <w:tcPr>
-            <w:tcW w:type="dxa" w:w="2880"/>
+            <w:tcW w:type="dxa" w:w="3024"/>
           </w:tcPr>
           <w:p>
             <w:r/>
@@ -1332,7 +1332,7 @@
         </w:tc>
         <w:tc>
           <w:tcPr>
-            <w:tcW w:type="dxa" w:w="2880"/>
+            <w:tcW w:type="dxa" w:w="3024"/>
           </w:tcPr>
           <w:p>
             <w:r/>
@@ -1343,7 +1343,7 @@
         </w:tc>
         <w:tc>
           <w:tcPr>
-            <w:tcW w:type="dxa" w:w="2880"/>
+            <w:tcW w:type="dxa" w:w="3024"/>
           </w:tcPr>
           <w:p>
             <w:r/>
@@ -1356,7 +1356,7 @@
       <w:tr>
         <w:tc>
           <w:tcPr>
-            <w:tcW w:type="dxa" w:w="2880"/>
+            <w:tcW w:type="dxa" w:w="3024"/>
           </w:tcPr>
           <w:p>
             <w:r/>
@@ -1367,7 +1367,7 @@
         </w:tc>
         <w:tc>
           <w:tcPr>
-            <w:tcW w:type="dxa" w:w="2880"/>
+            <w:tcW w:type="dxa" w:w="3024"/>
           </w:tcPr>
           <w:p>
             <w:r/>
@@ -1378,7 +1378,7 @@
         </w:tc>
         <w:tc>
           <w:tcPr>
-            <w:tcW w:type="dxa" w:w="2880"/>
+            <w:tcW w:type="dxa" w:w="3024"/>
           </w:tcPr>
           <w:p>
             <w:r/>
@@ -1388,7 +1388,7 @@
       <w:tr>
         <w:tc>
           <w:tcPr>
-            <w:tcW w:type="dxa" w:w="2880"/>
+            <w:tcW w:type="dxa" w:w="3024"/>
           </w:tcPr>
           <w:p>
             <w:r/>
@@ -1399,7 +1399,7 @@
         </w:tc>
         <w:tc>
           <w:tcPr>
-            <w:tcW w:type="dxa" w:w="2880"/>
+            <w:tcW w:type="dxa" w:w="3024"/>
           </w:tcPr>
           <w:p>
             <w:r/>
@@ -1410,7 +1410,7 @@
         </w:tc>
         <w:tc>
           <w:tcPr>
-            <w:tcW w:type="dxa" w:w="2880"/>
+            <w:tcW w:type="dxa" w:w="3024"/>
           </w:tcPr>
           <w:p>
             <w:r/>
@@ -1420,7 +1420,7 @@
       <w:tr>
         <w:tc>
           <w:tcPr>
-            <w:tcW w:type="dxa" w:w="2880"/>
+            <w:tcW w:type="dxa" w:w="3024"/>
           </w:tcPr>
           <w:p>
             <w:r/>
@@ -1431,7 +1431,7 @@
         </w:tc>
         <w:tc>
           <w:tcPr>
-            <w:tcW w:type="dxa" w:w="2880"/>
+            <w:tcW w:type="dxa" w:w="3024"/>
           </w:tcPr>
           <w:p>
             <w:r/>
@@ -1442,7 +1442,7 @@
         </w:tc>
         <w:tc>
           <w:tcPr>
-            <w:tcW w:type="dxa" w:w="2880"/>
+            <w:tcW w:type="dxa" w:w="3024"/>
           </w:tcPr>
           <w:p>
             <w:r/>
@@ -1468,14 +1468,14 @@
         <w:tblLook w:firstColumn="1" w:firstRow="1" w:lastColumn="0" w:lastRow="0" w:noHBand="0" w:noVBand="1" w:val="04A0"/>
       </w:tblPr>
       <w:tblGrid>
-        <w:gridCol w:w="2880"/>
-        <w:gridCol w:w="2880"/>
-        <w:gridCol w:w="2880"/>
+        <w:gridCol w:w="3024"/>
+        <w:gridCol w:w="3024"/>
+        <w:gridCol w:w="3024"/>
       </w:tblGrid>
       <w:tr>
         <w:tc>
           <w:tcPr>
-            <w:tcW w:type="dxa" w:w="2880"/>
+            <w:tcW w:type="dxa" w:w="3024"/>
           </w:tcPr>
           <w:p>
             <w:r>
@@ -1493,7 +1493,7 @@
         </w:tc>
         <w:tc>
           <w:tcPr>
-            <w:tcW w:type="dxa" w:w="2880"/>
+            <w:tcW w:type="dxa" w:w="3024"/>
           </w:tcPr>
           <w:p>
             <w:r>
@@ -1511,7 +1511,7 @@
         </w:tc>
         <w:tc>
           <w:tcPr>
-            <w:tcW w:type="dxa" w:w="2880"/>
+            <w:tcW w:type="dxa" w:w="3024"/>
           </w:tcPr>
           <w:p>
             <w:r>
@@ -1531,7 +1531,7 @@
       <w:tr>
         <w:tc>
           <w:tcPr>
-            <w:tcW w:type="dxa" w:w="2880"/>
+            <w:tcW w:type="dxa" w:w="3024"/>
           </w:tcPr>
           <w:p>
             <w:r/>
@@ -1542,7 +1542,7 @@
         </w:tc>
         <w:tc>
           <w:tcPr>
-            <w:tcW w:type="dxa" w:w="2880"/>
+            <w:tcW w:type="dxa" w:w="3024"/>
           </w:tcPr>
           <w:p>
             <w:r/>
@@ -1553,7 +1553,7 @@
         </w:tc>
         <w:tc>
           <w:tcPr>
-            <w:tcW w:type="dxa" w:w="2880"/>
+            <w:tcW w:type="dxa" w:w="3024"/>
           </w:tcPr>
           <w:p>
             <w:r/>
@@ -1566,7 +1566,7 @@
       <w:tr>
         <w:tc>
           <w:tcPr>
-            <w:tcW w:type="dxa" w:w="2880"/>
+            <w:tcW w:type="dxa" w:w="3024"/>
           </w:tcPr>
           <w:p>
             <w:r/>
@@ -1577,7 +1577,7 @@
         </w:tc>
         <w:tc>
           <w:tcPr>
-            <w:tcW w:type="dxa" w:w="2880"/>
+            <w:tcW w:type="dxa" w:w="3024"/>
           </w:tcPr>
           <w:p>
             <w:r/>
@@ -1588,7 +1588,7 @@
         </w:tc>
         <w:tc>
           <w:tcPr>
-            <w:tcW w:type="dxa" w:w="2880"/>
+            <w:tcW w:type="dxa" w:w="3024"/>
           </w:tcPr>
           <w:p>
             <w:r/>
@@ -1598,7 +1598,7 @@
       <w:tr>
         <w:tc>
           <w:tcPr>
-            <w:tcW w:type="dxa" w:w="2880"/>
+            <w:tcW w:type="dxa" w:w="3024"/>
           </w:tcPr>
           <w:p>
             <w:r/>
@@ -1609,7 +1609,7 @@
         </w:tc>
         <w:tc>
           <w:tcPr>
-            <w:tcW w:type="dxa" w:w="2880"/>
+            <w:tcW w:type="dxa" w:w="3024"/>
           </w:tcPr>
           <w:p>
             <w:r/>
@@ -1620,7 +1620,7 @@
         </w:tc>
         <w:tc>
           <w:tcPr>
-            <w:tcW w:type="dxa" w:w="2880"/>
+            <w:tcW w:type="dxa" w:w="3024"/>
           </w:tcPr>
           <w:p>
             <w:r/>
@@ -1633,7 +1633,7 @@
       <w:tr>
         <w:tc>
           <w:tcPr>
-            <w:tcW w:type="dxa" w:w="2880"/>
+            <w:tcW w:type="dxa" w:w="3024"/>
           </w:tcPr>
           <w:p>
             <w:r/>
@@ -1644,7 +1644,7 @@
         </w:tc>
         <w:tc>
           <w:tcPr>
-            <w:tcW w:type="dxa" w:w="2880"/>
+            <w:tcW w:type="dxa" w:w="3024"/>
           </w:tcPr>
           <w:p>
             <w:r/>
@@ -1655,7 +1655,7 @@
         </w:tc>
         <w:tc>
           <w:tcPr>
-            <w:tcW w:type="dxa" w:w="2880"/>
+            <w:tcW w:type="dxa" w:w="3024"/>
           </w:tcPr>
           <w:p>
             <w:r/>
@@ -1668,7 +1668,7 @@
       <w:tr>
         <w:tc>
           <w:tcPr>
-            <w:tcW w:type="dxa" w:w="2880"/>
+            <w:tcW w:type="dxa" w:w="3024"/>
           </w:tcPr>
           <w:p>
             <w:r/>
@@ -1679,7 +1679,7 @@
         </w:tc>
         <w:tc>
           <w:tcPr>
-            <w:tcW w:type="dxa" w:w="2880"/>
+            <w:tcW w:type="dxa" w:w="3024"/>
           </w:tcPr>
           <w:p>
             <w:r/>
@@ -1690,7 +1690,7 @@
         </w:tc>
         <w:tc>
           <w:tcPr>
-            <w:tcW w:type="dxa" w:w="2880"/>
+            <w:tcW w:type="dxa" w:w="3024"/>
           </w:tcPr>
           <w:p>
             <w:r/>
@@ -1716,14 +1716,14 @@
         <w:tblLook w:firstColumn="1" w:firstRow="1" w:lastColumn="0" w:lastRow="0" w:noHBand="0" w:noVBand="1" w:val="04A0"/>
       </w:tblPr>
       <w:tblGrid>
-        <w:gridCol w:w="2880"/>
-        <w:gridCol w:w="2880"/>
-        <w:gridCol w:w="2880"/>
+        <w:gridCol w:w="3024"/>
+        <w:gridCol w:w="3024"/>
+        <w:gridCol w:w="3024"/>
       </w:tblGrid>
       <w:tr>
         <w:tc>
           <w:tcPr>
-            <w:tcW w:type="dxa" w:w="2880"/>
+            <w:tcW w:type="dxa" w:w="3024"/>
           </w:tcPr>
           <w:p>
             <w:r>
@@ -1741,7 +1741,7 @@
         </w:tc>
         <w:tc>
           <w:tcPr>
-            <w:tcW w:type="dxa" w:w="2880"/>
+            <w:tcW w:type="dxa" w:w="3024"/>
           </w:tcPr>
           <w:p>
             <w:r>
@@ -1759,7 +1759,7 @@
         </w:tc>
         <w:tc>
           <w:tcPr>
-            <w:tcW w:type="dxa" w:w="2880"/>
+            <w:tcW w:type="dxa" w:w="3024"/>
           </w:tcPr>
           <w:p>
             <w:r>
@@ -1779,7 +1779,7 @@
       <w:tr>
         <w:tc>
           <w:tcPr>
-            <w:tcW w:type="dxa" w:w="2880"/>
+            <w:tcW w:type="dxa" w:w="3024"/>
           </w:tcPr>
           <w:p>
             <w:r/>
@@ -1790,7 +1790,7 @@
         </w:tc>
         <w:tc>
           <w:tcPr>
-            <w:tcW w:type="dxa" w:w="2880"/>
+            <w:tcW w:type="dxa" w:w="3024"/>
           </w:tcPr>
           <w:p>
             <w:r/>
@@ -1801,7 +1801,7 @@
         </w:tc>
         <w:tc>
           <w:tcPr>
-            <w:tcW w:type="dxa" w:w="2880"/>
+            <w:tcW w:type="dxa" w:w="3024"/>
           </w:tcPr>
           <w:p>
             <w:r/>
@@ -1814,7 +1814,7 @@
       <w:tr>
         <w:tc>
           <w:tcPr>
-            <w:tcW w:type="dxa" w:w="2880"/>
+            <w:tcW w:type="dxa" w:w="3024"/>
           </w:tcPr>
           <w:p>
             <w:r/>
@@ -1825,7 +1825,7 @@
         </w:tc>
         <w:tc>
           <w:tcPr>
-            <w:tcW w:type="dxa" w:w="2880"/>
+            <w:tcW w:type="dxa" w:w="3024"/>
           </w:tcPr>
           <w:p>
             <w:r/>
@@ -1836,7 +1836,7 @@
         </w:tc>
         <w:tc>
           <w:tcPr>
-            <w:tcW w:type="dxa" w:w="2880"/>
+            <w:tcW w:type="dxa" w:w="3024"/>
           </w:tcPr>
           <w:p>
             <w:r/>
@@ -1849,7 +1849,7 @@
       <w:tr>
         <w:tc>
           <w:tcPr>
-            <w:tcW w:type="dxa" w:w="2880"/>
+            <w:tcW w:type="dxa" w:w="3024"/>
           </w:tcPr>
           <w:p>
             <w:r/>
@@ -1860,7 +1860,7 @@
         </w:tc>
         <w:tc>
           <w:tcPr>
-            <w:tcW w:type="dxa" w:w="2880"/>
+            <w:tcW w:type="dxa" w:w="3024"/>
           </w:tcPr>
           <w:p>
             <w:r/>
@@ -1871,7 +1871,7 @@
         </w:tc>
         <w:tc>
           <w:tcPr>
-            <w:tcW w:type="dxa" w:w="2880"/>
+            <w:tcW w:type="dxa" w:w="3024"/>
           </w:tcPr>
           <w:p>
             <w:r/>
@@ -1897,14 +1897,14 @@
         <w:tblLook w:firstColumn="1" w:firstRow="1" w:lastColumn="0" w:lastRow="0" w:noHBand="0" w:noVBand="1" w:val="04A0"/>
       </w:tblPr>
       <w:tblGrid>
-        <w:gridCol w:w="2880"/>
-        <w:gridCol w:w="2880"/>
-        <w:gridCol w:w="2880"/>
+        <w:gridCol w:w="3024"/>
+        <w:gridCol w:w="3024"/>
+        <w:gridCol w:w="3024"/>
       </w:tblGrid>
       <w:tr>
         <w:tc>
           <w:tcPr>
-            <w:tcW w:type="dxa" w:w="2880"/>
+            <w:tcW w:type="dxa" w:w="3024"/>
           </w:tcPr>
           <w:p>
             <w:r>
@@ -1922,7 +1922,7 @@
         </w:tc>
         <w:tc>
           <w:tcPr>
-            <w:tcW w:type="dxa" w:w="2880"/>
+            <w:tcW w:type="dxa" w:w="3024"/>
           </w:tcPr>
           <w:p>
             <w:r>
@@ -1940,7 +1940,7 @@
         </w:tc>
         <w:tc>
           <w:tcPr>
-            <w:tcW w:type="dxa" w:w="2880"/>
+            <w:tcW w:type="dxa" w:w="3024"/>
           </w:tcPr>
           <w:p>
             <w:r>
@@ -1960,7 +1960,7 @@
       <w:tr>
         <w:tc>
           <w:tcPr>
-            <w:tcW w:type="dxa" w:w="2880"/>
+            <w:tcW w:type="dxa" w:w="3024"/>
           </w:tcPr>
           <w:p>
             <w:r/>
@@ -1971,7 +1971,7 @@
         </w:tc>
         <w:tc>
           <w:tcPr>
-            <w:tcW w:type="dxa" w:w="2880"/>
+            <w:tcW w:type="dxa" w:w="3024"/>
           </w:tcPr>
           <w:p>
             <w:r/>
@@ -1982,7 +1982,7 @@
         </w:tc>
         <w:tc>
           <w:tcPr>
-            <w:tcW w:type="dxa" w:w="2880"/>
+            <w:tcW w:type="dxa" w:w="3024"/>
           </w:tcPr>
           <w:p>
             <w:r/>
@@ -1995,7 +1995,7 @@
       <w:tr>
         <w:tc>
           <w:tcPr>
-            <w:tcW w:type="dxa" w:w="2880"/>
+            <w:tcW w:type="dxa" w:w="3024"/>
           </w:tcPr>
           <w:p>
             <w:r/>
@@ -2006,7 +2006,7 @@
         </w:tc>
         <w:tc>
           <w:tcPr>
-            <w:tcW w:type="dxa" w:w="2880"/>
+            <w:tcW w:type="dxa" w:w="3024"/>
           </w:tcPr>
           <w:p>
             <w:r/>
@@ -2017,7 +2017,7 @@
         </w:tc>
         <w:tc>
           <w:tcPr>
-            <w:tcW w:type="dxa" w:w="2880"/>
+            <w:tcW w:type="dxa" w:w="3024"/>
           </w:tcPr>
           <w:p>
             <w:r/>
@@ -2043,14 +2043,14 @@
         <w:tblLook w:firstColumn="1" w:firstRow="1" w:lastColumn="0" w:lastRow="0" w:noHBand="0" w:noVBand="1" w:val="04A0"/>
       </w:tblPr>
       <w:tblGrid>
-        <w:gridCol w:w="2880"/>
-        <w:gridCol w:w="2880"/>
-        <w:gridCol w:w="2880"/>
+        <w:gridCol w:w="3024"/>
+        <w:gridCol w:w="3024"/>
+        <w:gridCol w:w="3024"/>
       </w:tblGrid>
       <w:tr>
         <w:tc>
           <w:tcPr>
-            <w:tcW w:type="dxa" w:w="2880"/>
+            <w:tcW w:type="dxa" w:w="3024"/>
           </w:tcPr>
           <w:p>
             <w:r>
@@ -2068,7 +2068,7 @@
         </w:tc>
         <w:tc>
           <w:tcPr>
-            <w:tcW w:type="dxa" w:w="2880"/>
+            <w:tcW w:type="dxa" w:w="3024"/>
           </w:tcPr>
           <w:p>
             <w:r>
@@ -2086,7 +2086,7 @@
         </w:tc>
         <w:tc>
           <w:tcPr>
-            <w:tcW w:type="dxa" w:w="2880"/>
+            <w:tcW w:type="dxa" w:w="3024"/>
           </w:tcPr>
           <w:p>
             <w:r>
@@ -2106,7 +2106,7 @@
       <w:tr>
         <w:tc>
           <w:tcPr>
-            <w:tcW w:type="dxa" w:w="2880"/>
+            <w:tcW w:type="dxa" w:w="3024"/>
           </w:tcPr>
           <w:p>
             <w:r/>
@@ -2117,7 +2117,7 @@
         </w:tc>
         <w:tc>
           <w:tcPr>
-            <w:tcW w:type="dxa" w:w="2880"/>
+            <w:tcW w:type="dxa" w:w="3024"/>
           </w:tcPr>
           <w:p>
             <w:r/>
@@ -2128,7 +2128,7 @@
         </w:tc>
         <w:tc>
           <w:tcPr>
-            <w:tcW w:type="dxa" w:w="2880"/>
+            <w:tcW w:type="dxa" w:w="3024"/>
           </w:tcPr>
           <w:p>
             <w:r/>
@@ -2141,7 +2141,7 @@
       <w:tr>
         <w:tc>
           <w:tcPr>
-            <w:tcW w:type="dxa" w:w="2880"/>
+            <w:tcW w:type="dxa" w:w="3024"/>
           </w:tcPr>
           <w:p>
             <w:r/>
@@ -2152,7 +2152,7 @@
         </w:tc>
         <w:tc>
           <w:tcPr>
-            <w:tcW w:type="dxa" w:w="2880"/>
+            <w:tcW w:type="dxa" w:w="3024"/>
           </w:tcPr>
           <w:p>
             <w:r/>
@@ -2163,7 +2163,7 @@
         </w:tc>
         <w:tc>
           <w:tcPr>
-            <w:tcW w:type="dxa" w:w="2880"/>
+            <w:tcW w:type="dxa" w:w="3024"/>
           </w:tcPr>
           <w:p>
             <w:r/>
@@ -2176,7 +2176,7 @@
       <w:tr>
         <w:tc>
           <w:tcPr>
-            <w:tcW w:type="dxa" w:w="2880"/>
+            <w:tcW w:type="dxa" w:w="3024"/>
           </w:tcPr>
           <w:p>
             <w:r/>
@@ -2187,7 +2187,7 @@
         </w:tc>
         <w:tc>
           <w:tcPr>
-            <w:tcW w:type="dxa" w:w="2880"/>
+            <w:tcW w:type="dxa" w:w="3024"/>
           </w:tcPr>
           <w:p>
             <w:r/>
@@ -2198,7 +2198,7 @@
         </w:tc>
         <w:tc>
           <w:tcPr>
-            <w:tcW w:type="dxa" w:w="2880"/>
+            <w:tcW w:type="dxa" w:w="3024"/>
           </w:tcPr>
           <w:p>
             <w:r/>
@@ -2211,7 +2211,7 @@
       <w:tr>
         <w:tc>
           <w:tcPr>
-            <w:tcW w:type="dxa" w:w="2880"/>
+            <w:tcW w:type="dxa" w:w="3024"/>
           </w:tcPr>
           <w:p>
             <w:r/>
@@ -2222,7 +2222,7 @@
         </w:tc>
         <w:tc>
           <w:tcPr>
-            <w:tcW w:type="dxa" w:w="2880"/>
+            <w:tcW w:type="dxa" w:w="3024"/>
           </w:tcPr>
           <w:p>
             <w:r/>
@@ -2233,7 +2233,7 @@
         </w:tc>
         <w:tc>
           <w:tcPr>
-            <w:tcW w:type="dxa" w:w="2880"/>
+            <w:tcW w:type="dxa" w:w="3024"/>
           </w:tcPr>
           <w:p>
             <w:r/>
@@ -2246,7 +2246,7 @@
       <w:tr>
         <w:tc>
           <w:tcPr>
-            <w:tcW w:type="dxa" w:w="2880"/>
+            <w:tcW w:type="dxa" w:w="3024"/>
           </w:tcPr>
           <w:p>
             <w:r/>
@@ -2257,7 +2257,7 @@
         </w:tc>
         <w:tc>
           <w:tcPr>
-            <w:tcW w:type="dxa" w:w="2880"/>
+            <w:tcW w:type="dxa" w:w="3024"/>
           </w:tcPr>
           <w:p>
             <w:r/>
@@ -2268,7 +2268,7 @@
         </w:tc>
         <w:tc>
           <w:tcPr>
-            <w:tcW w:type="dxa" w:w="2880"/>
+            <w:tcW w:type="dxa" w:w="3024"/>
           </w:tcPr>
           <w:p>
             <w:r/>
@@ -2278,7 +2278,7 @@
       <w:tr>
         <w:tc>
           <w:tcPr>
-            <w:tcW w:type="dxa" w:w="2880"/>
+            <w:tcW w:type="dxa" w:w="3024"/>
           </w:tcPr>
           <w:p>
             <w:r/>
@@ -2289,7 +2289,7 @@
         </w:tc>
         <w:tc>
           <w:tcPr>
-            <w:tcW w:type="dxa" w:w="2880"/>
+            <w:tcW w:type="dxa" w:w="3024"/>
           </w:tcPr>
           <w:p>
             <w:r/>
@@ -2300,7 +2300,7 @@
         </w:tc>
         <w:tc>
           <w:tcPr>
-            <w:tcW w:type="dxa" w:w="2880"/>
+            <w:tcW w:type="dxa" w:w="3024"/>
           </w:tcPr>
           <w:p>
             <w:r/>
@@ -2313,7 +2313,7 @@
       <w:tr>
         <w:tc>
           <w:tcPr>
-            <w:tcW w:type="dxa" w:w="2880"/>
+            <w:tcW w:type="dxa" w:w="3024"/>
           </w:tcPr>
           <w:p>
             <w:r/>
@@ -2324,7 +2324,7 @@
         </w:tc>
         <w:tc>
           <w:tcPr>
-            <w:tcW w:type="dxa" w:w="2880"/>
+            <w:tcW w:type="dxa" w:w="3024"/>
           </w:tcPr>
           <w:p>
             <w:r/>
@@ -2335,7 +2335,7 @@
         </w:tc>
         <w:tc>
           <w:tcPr>
-            <w:tcW w:type="dxa" w:w="2880"/>
+            <w:tcW w:type="dxa" w:w="3024"/>
           </w:tcPr>
           <w:p>
             <w:r/>
@@ -2345,7 +2345,7 @@
       <w:tr>
         <w:tc>
           <w:tcPr>
-            <w:tcW w:type="dxa" w:w="2880"/>
+            <w:tcW w:type="dxa" w:w="3024"/>
           </w:tcPr>
           <w:p>
             <w:r/>
@@ -2356,7 +2356,7 @@
         </w:tc>
         <w:tc>
           <w:tcPr>
-            <w:tcW w:type="dxa" w:w="2880"/>
+            <w:tcW w:type="dxa" w:w="3024"/>
           </w:tcPr>
           <w:p>
             <w:r/>
@@ -2367,7 +2367,7 @@
         </w:tc>
         <w:tc>
           <w:tcPr>
-            <w:tcW w:type="dxa" w:w="2880"/>
+            <w:tcW w:type="dxa" w:w="3024"/>
           </w:tcPr>
           <w:p>
             <w:r/>
@@ -2377,7 +2377,7 @@
       <w:tr>
         <w:tc>
           <w:tcPr>
-            <w:tcW w:type="dxa" w:w="2880"/>
+            <w:tcW w:type="dxa" w:w="3024"/>
           </w:tcPr>
           <w:p>
             <w:r/>
@@ -2388,7 +2388,7 @@
         </w:tc>
         <w:tc>
           <w:tcPr>
-            <w:tcW w:type="dxa" w:w="2880"/>
+            <w:tcW w:type="dxa" w:w="3024"/>
           </w:tcPr>
           <w:p>
             <w:r/>
@@ -2399,7 +2399,7 @@
         </w:tc>
         <w:tc>
           <w:tcPr>
-            <w:tcW w:type="dxa" w:w="2880"/>
+            <w:tcW w:type="dxa" w:w="3024"/>
           </w:tcPr>
           <w:p>
             <w:r/>
@@ -2409,7 +2409,7 @@
       <w:tr>
         <w:tc>
           <w:tcPr>
-            <w:tcW w:type="dxa" w:w="2880"/>
+            <w:tcW w:type="dxa" w:w="3024"/>
           </w:tcPr>
           <w:p>
             <w:r/>
@@ -2420,7 +2420,7 @@
         </w:tc>
         <w:tc>
           <w:tcPr>
-            <w:tcW w:type="dxa" w:w="2880"/>
+            <w:tcW w:type="dxa" w:w="3024"/>
           </w:tcPr>
           <w:p>
             <w:r/>
@@ -2431,7 +2431,7 @@
         </w:tc>
         <w:tc>
           <w:tcPr>
-            <w:tcW w:type="dxa" w:w="2880"/>
+            <w:tcW w:type="dxa" w:w="3024"/>
           </w:tcPr>
           <w:p>
             <w:r/>
@@ -2444,7 +2444,7 @@
       <w:tr>
         <w:tc>
           <w:tcPr>
-            <w:tcW w:type="dxa" w:w="2880"/>
+            <w:tcW w:type="dxa" w:w="3024"/>
           </w:tcPr>
           <w:p>
             <w:r/>
@@ -2455,7 +2455,7 @@
         </w:tc>
         <w:tc>
           <w:tcPr>
-            <w:tcW w:type="dxa" w:w="2880"/>
+            <w:tcW w:type="dxa" w:w="3024"/>
           </w:tcPr>
           <w:p>
             <w:r/>
@@ -2466,7 +2466,7 @@
         </w:tc>
         <w:tc>
           <w:tcPr>
-            <w:tcW w:type="dxa" w:w="2880"/>
+            <w:tcW w:type="dxa" w:w="3024"/>
           </w:tcPr>
           <w:p>
             <w:r/>
@@ -2479,7 +2479,7 @@
       <w:tr>
         <w:tc>
           <w:tcPr>
-            <w:tcW w:type="dxa" w:w="2880"/>
+            <w:tcW w:type="dxa" w:w="3024"/>
           </w:tcPr>
           <w:p>
             <w:r/>
@@ -2490,7 +2490,7 @@
         </w:tc>
         <w:tc>
           <w:tcPr>
-            <w:tcW w:type="dxa" w:w="2880"/>
+            <w:tcW w:type="dxa" w:w="3024"/>
           </w:tcPr>
           <w:p>
             <w:r/>
@@ -2501,7 +2501,7 @@
         </w:tc>
         <w:tc>
           <w:tcPr>
-            <w:tcW w:type="dxa" w:w="2880"/>
+            <w:tcW w:type="dxa" w:w="3024"/>
           </w:tcPr>
           <w:p>
             <w:r/>
@@ -2511,7 +2511,7 @@
       <w:tr>
         <w:tc>
           <w:tcPr>
-            <w:tcW w:type="dxa" w:w="2880"/>
+            <w:tcW w:type="dxa" w:w="3024"/>
           </w:tcPr>
           <w:p>
             <w:r/>
@@ -2522,7 +2522,7 @@
         </w:tc>
         <w:tc>
           <w:tcPr>
-            <w:tcW w:type="dxa" w:w="2880"/>
+            <w:tcW w:type="dxa" w:w="3024"/>
           </w:tcPr>
           <w:p>
             <w:r/>
@@ -2533,7 +2533,7 @@
         </w:tc>
         <w:tc>
           <w:tcPr>
-            <w:tcW w:type="dxa" w:w="2880"/>
+            <w:tcW w:type="dxa" w:w="3024"/>
           </w:tcPr>
           <w:p>
             <w:r/>
@@ -2543,7 +2543,7 @@
       <w:tr>
         <w:tc>
           <w:tcPr>
-            <w:tcW w:type="dxa" w:w="2880"/>
+            <w:tcW w:type="dxa" w:w="3024"/>
           </w:tcPr>
           <w:p>
             <w:r/>
@@ -2554,7 +2554,7 @@
         </w:tc>
         <w:tc>
           <w:tcPr>
-            <w:tcW w:type="dxa" w:w="2880"/>
+            <w:tcW w:type="dxa" w:w="3024"/>
           </w:tcPr>
           <w:p>
             <w:r/>
@@ -2565,7 +2565,7 @@
         </w:tc>
         <w:tc>
           <w:tcPr>
-            <w:tcW w:type="dxa" w:w="2880"/>
+            <w:tcW w:type="dxa" w:w="3024"/>
           </w:tcPr>
           <w:p>
             <w:r/>
@@ -2593,14 +2593,14 @@
         <w:tblLook w:firstColumn="1" w:firstRow="1" w:lastColumn="0" w:lastRow="0" w:noHBand="0" w:noVBand="1" w:val="04A0"/>
       </w:tblPr>
       <w:tblGrid>
-        <w:gridCol w:w="2880"/>
-        <w:gridCol w:w="2880"/>
-        <w:gridCol w:w="2880"/>
+        <w:gridCol w:w="3024"/>
+        <w:gridCol w:w="3024"/>
+        <w:gridCol w:w="3024"/>
       </w:tblGrid>
       <w:tr>
         <w:tc>
           <w:tcPr>
-            <w:tcW w:type="dxa" w:w="2880"/>
+            <w:tcW w:type="dxa" w:w="3024"/>
           </w:tcPr>
           <w:p>
             <w:r>
@@ -2618,7 +2618,7 @@
         </w:tc>
         <w:tc>
           <w:tcPr>
-            <w:tcW w:type="dxa" w:w="2880"/>
+            <w:tcW w:type="dxa" w:w="3024"/>
           </w:tcPr>
           <w:p>
             <w:r>
@@ -2636,7 +2636,7 @@
         </w:tc>
         <w:tc>
           <w:tcPr>
-            <w:tcW w:type="dxa" w:w="2880"/>
+            <w:tcW w:type="dxa" w:w="3024"/>
           </w:tcPr>
           <w:p>
             <w:r>
@@ -2656,7 +2656,7 @@
       <w:tr>
         <w:tc>
           <w:tcPr>
-            <w:tcW w:type="dxa" w:w="2880"/>
+            <w:tcW w:type="dxa" w:w="3024"/>
           </w:tcPr>
           <w:p>
             <w:r/>
@@ -2667,7 +2667,7 @@
         </w:tc>
         <w:tc>
           <w:tcPr>
-            <w:tcW w:type="dxa" w:w="2880"/>
+            <w:tcW w:type="dxa" w:w="3024"/>
           </w:tcPr>
           <w:p>
             <w:r/>
@@ -2678,7 +2678,7 @@
         </w:tc>
         <w:tc>
           <w:tcPr>
-            <w:tcW w:type="dxa" w:w="2880"/>
+            <w:tcW w:type="dxa" w:w="3024"/>
           </w:tcPr>
           <w:p>
             <w:r/>
@@ -2688,7 +2688,7 @@
       <w:tr>
         <w:tc>
           <w:tcPr>
-            <w:tcW w:type="dxa" w:w="2880"/>
+            <w:tcW w:type="dxa" w:w="3024"/>
           </w:tcPr>
           <w:p>
             <w:r/>
@@ -2699,7 +2699,7 @@
         </w:tc>
         <w:tc>
           <w:tcPr>
-            <w:tcW w:type="dxa" w:w="2880"/>
+            <w:tcW w:type="dxa" w:w="3024"/>
           </w:tcPr>
           <w:p>
             <w:r/>
@@ -2710,7 +2710,7 @@
         </w:tc>
         <w:tc>
           <w:tcPr>
-            <w:tcW w:type="dxa" w:w="2880"/>
+            <w:tcW w:type="dxa" w:w="3024"/>
           </w:tcPr>
           <w:p>
             <w:r/>
@@ -2720,7 +2720,7 @@
       <w:tr>
         <w:tc>
           <w:tcPr>
-            <w:tcW w:type="dxa" w:w="2880"/>
+            <w:tcW w:type="dxa" w:w="3024"/>
           </w:tcPr>
           <w:p>
             <w:r/>
@@ -2731,7 +2731,7 @@
         </w:tc>
         <w:tc>
           <w:tcPr>
-            <w:tcW w:type="dxa" w:w="2880"/>
+            <w:tcW w:type="dxa" w:w="3024"/>
           </w:tcPr>
           <w:p>
             <w:r/>
@@ -2742,7 +2742,7 @@
         </w:tc>
         <w:tc>
           <w:tcPr>
-            <w:tcW w:type="dxa" w:w="2880"/>
+            <w:tcW w:type="dxa" w:w="3024"/>
           </w:tcPr>
           <w:p>
             <w:r/>
@@ -2752,7 +2752,7 @@
       <w:tr>
         <w:tc>
           <w:tcPr>
-            <w:tcW w:type="dxa" w:w="2880"/>
+            <w:tcW w:type="dxa" w:w="3024"/>
           </w:tcPr>
           <w:p>
             <w:r/>
@@ -2763,7 +2763,7 @@
         </w:tc>
         <w:tc>
           <w:tcPr>
-            <w:tcW w:type="dxa" w:w="2880"/>
+            <w:tcW w:type="dxa" w:w="3024"/>
           </w:tcPr>
           <w:p>
             <w:r/>
@@ -2774,7 +2774,7 @@
         </w:tc>
         <w:tc>
           <w:tcPr>
-            <w:tcW w:type="dxa" w:w="2880"/>
+            <w:tcW w:type="dxa" w:w="3024"/>
           </w:tcPr>
           <w:p>
             <w:r/>
@@ -2784,7 +2784,7 @@
       <w:tr>
         <w:tc>
           <w:tcPr>
-            <w:tcW w:type="dxa" w:w="2880"/>
+            <w:tcW w:type="dxa" w:w="3024"/>
           </w:tcPr>
           <w:p>
             <w:r/>
@@ -2795,7 +2795,7 @@
         </w:tc>
         <w:tc>
           <w:tcPr>
-            <w:tcW w:type="dxa" w:w="2880"/>
+            <w:tcW w:type="dxa" w:w="3024"/>
           </w:tcPr>
           <w:p>
             <w:r/>
@@ -2806,7 +2806,7 @@
         </w:tc>
         <w:tc>
           <w:tcPr>
-            <w:tcW w:type="dxa" w:w="2880"/>
+            <w:tcW w:type="dxa" w:w="3024"/>
           </w:tcPr>
           <w:p>
             <w:r/>
@@ -2816,7 +2816,7 @@
       <w:tr>
         <w:tc>
           <w:tcPr>
-            <w:tcW w:type="dxa" w:w="2880"/>
+            <w:tcW w:type="dxa" w:w="3024"/>
           </w:tcPr>
           <w:p>
             <w:r/>
@@ -2827,7 +2827,7 @@
         </w:tc>
         <w:tc>
           <w:tcPr>
-            <w:tcW w:type="dxa" w:w="2880"/>
+            <w:tcW w:type="dxa" w:w="3024"/>
           </w:tcPr>
           <w:p>
             <w:r/>
@@ -2838,7 +2838,7 @@
         </w:tc>
         <w:tc>
           <w:tcPr>
-            <w:tcW w:type="dxa" w:w="2880"/>
+            <w:tcW w:type="dxa" w:w="3024"/>
           </w:tcPr>
           <w:p>
             <w:r/>
@@ -2848,7 +2848,7 @@
       <w:tr>
         <w:tc>
           <w:tcPr>
-            <w:tcW w:type="dxa" w:w="2880"/>
+            <w:tcW w:type="dxa" w:w="3024"/>
           </w:tcPr>
           <w:p>
             <w:r/>
@@ -2859,7 +2859,7 @@
         </w:tc>
         <w:tc>
           <w:tcPr>
-            <w:tcW w:type="dxa" w:w="2880"/>
+            <w:tcW w:type="dxa" w:w="3024"/>
           </w:tcPr>
           <w:p>
             <w:r/>
@@ -2870,7 +2870,7 @@
         </w:tc>
         <w:tc>
           <w:tcPr>
-            <w:tcW w:type="dxa" w:w="2880"/>
+            <w:tcW w:type="dxa" w:w="3024"/>
           </w:tcPr>
           <w:p>
             <w:r/>
@@ -2880,7 +2880,7 @@
       <w:tr>
         <w:tc>
           <w:tcPr>
-            <w:tcW w:type="dxa" w:w="2880"/>
+            <w:tcW w:type="dxa" w:w="3024"/>
           </w:tcPr>
           <w:p>
             <w:r/>
@@ -2891,7 +2891,7 @@
         </w:tc>
         <w:tc>
           <w:tcPr>
-            <w:tcW w:type="dxa" w:w="2880"/>
+            <w:tcW w:type="dxa" w:w="3024"/>
           </w:tcPr>
           <w:p>
             <w:r/>
@@ -2902,7 +2902,7 @@
         </w:tc>
         <w:tc>
           <w:tcPr>
-            <w:tcW w:type="dxa" w:w="2880"/>
+            <w:tcW w:type="dxa" w:w="3024"/>
           </w:tcPr>
           <w:p>
             <w:r/>
@@ -2912,7 +2912,7 @@
       <w:tr>
         <w:tc>
           <w:tcPr>
-            <w:tcW w:type="dxa" w:w="2880"/>
+            <w:tcW w:type="dxa" w:w="3024"/>
           </w:tcPr>
           <w:p>
             <w:r/>
@@ -2923,7 +2923,7 @@
         </w:tc>
         <w:tc>
           <w:tcPr>
-            <w:tcW w:type="dxa" w:w="2880"/>
+            <w:tcW w:type="dxa" w:w="3024"/>
           </w:tcPr>
           <w:p>
             <w:r/>
@@ -2934,7 +2934,7 @@
         </w:tc>
         <w:tc>
           <w:tcPr>
-            <w:tcW w:type="dxa" w:w="2880"/>
+            <w:tcW w:type="dxa" w:w="3024"/>
           </w:tcPr>
           <w:p>
             <w:r/>
@@ -2944,7 +2944,7 @@
       <w:tr>
         <w:tc>
           <w:tcPr>
-            <w:tcW w:type="dxa" w:w="2880"/>
+            <w:tcW w:type="dxa" w:w="3024"/>
           </w:tcPr>
           <w:p>
             <w:r/>
@@ -2955,7 +2955,7 @@
         </w:tc>
         <w:tc>
           <w:tcPr>
-            <w:tcW w:type="dxa" w:w="2880"/>
+            <w:tcW w:type="dxa" w:w="3024"/>
           </w:tcPr>
           <w:p>
             <w:r/>
@@ -2966,7 +2966,7 @@
         </w:tc>
         <w:tc>
           <w:tcPr>
-            <w:tcW w:type="dxa" w:w="2880"/>
+            <w:tcW w:type="dxa" w:w="3024"/>
           </w:tcPr>
           <w:p>
             <w:r/>
@@ -2989,14 +2989,14 @@
         <w:tblLook w:firstColumn="1" w:firstRow="1" w:lastColumn="0" w:lastRow="0" w:noHBand="0" w:noVBand="1" w:val="04A0"/>
       </w:tblPr>
       <w:tblGrid>
-        <w:gridCol w:w="2880"/>
-        <w:gridCol w:w="2880"/>
-        <w:gridCol w:w="2880"/>
+        <w:gridCol w:w="3024"/>
+        <w:gridCol w:w="3024"/>
+        <w:gridCol w:w="3024"/>
       </w:tblGrid>
       <w:tr>
         <w:tc>
           <w:tcPr>
-            <w:tcW w:type="dxa" w:w="2880"/>
+            <w:tcW w:type="dxa" w:w="3024"/>
           </w:tcPr>
           <w:p>
             <w:r>
@@ -3014,7 +3014,7 @@
         </w:tc>
         <w:tc>
           <w:tcPr>
-            <w:tcW w:type="dxa" w:w="2880"/>
+            <w:tcW w:type="dxa" w:w="3024"/>
           </w:tcPr>
           <w:p>
             <w:r>
@@ -3032,7 +3032,7 @@
         </w:tc>
         <w:tc>
           <w:tcPr>
-            <w:tcW w:type="dxa" w:w="2880"/>
+            <w:tcW w:type="dxa" w:w="3024"/>
           </w:tcPr>
           <w:p>
             <w:r>
@@ -3052,7 +3052,7 @@
       <w:tr>
         <w:tc>
           <w:tcPr>
-            <w:tcW w:type="dxa" w:w="2880"/>
+            <w:tcW w:type="dxa" w:w="3024"/>
           </w:tcPr>
           <w:p>
             <w:r/>
@@ -3063,7 +3063,7 @@
         </w:tc>
         <w:tc>
           <w:tcPr>
-            <w:tcW w:type="dxa" w:w="2880"/>
+            <w:tcW w:type="dxa" w:w="3024"/>
           </w:tcPr>
           <w:p>
             <w:r/>
@@ -3074,7 +3074,7 @@
         </w:tc>
         <w:tc>
           <w:tcPr>
-            <w:tcW w:type="dxa" w:w="2880"/>
+            <w:tcW w:type="dxa" w:w="3024"/>
           </w:tcPr>
           <w:p>
             <w:r/>
@@ -3087,7 +3087,7 @@
       <w:tr>
         <w:tc>
           <w:tcPr>
-            <w:tcW w:type="dxa" w:w="2880"/>
+            <w:tcW w:type="dxa" w:w="3024"/>
           </w:tcPr>
           <w:p>
             <w:r/>
@@ -3098,7 +3098,7 @@
         </w:tc>
         <w:tc>
           <w:tcPr>
-            <w:tcW w:type="dxa" w:w="2880"/>
+            <w:tcW w:type="dxa" w:w="3024"/>
           </w:tcPr>
           <w:p>
             <w:r/>
@@ -3109,7 +3109,7 @@
         </w:tc>
         <w:tc>
           <w:tcPr>
-            <w:tcW w:type="dxa" w:w="2880"/>
+            <w:tcW w:type="dxa" w:w="3024"/>
           </w:tcPr>
           <w:p>
             <w:r/>
@@ -3119,7 +3119,7 @@
       <w:tr>
         <w:tc>
           <w:tcPr>
-            <w:tcW w:type="dxa" w:w="2880"/>
+            <w:tcW w:type="dxa" w:w="3024"/>
           </w:tcPr>
           <w:p>
             <w:r/>
@@ -3130,7 +3130,7 @@
         </w:tc>
         <w:tc>
           <w:tcPr>
-            <w:tcW w:type="dxa" w:w="2880"/>
+            <w:tcW w:type="dxa" w:w="3024"/>
           </w:tcPr>
           <w:p>
             <w:r/>
@@ -3141,7 +3141,7 @@
         </w:tc>
         <w:tc>
           <w:tcPr>
-            <w:tcW w:type="dxa" w:w="2880"/>
+            <w:tcW w:type="dxa" w:w="3024"/>
           </w:tcPr>
           <w:p>
             <w:r/>
@@ -3151,7 +3151,7 @@
       <w:tr>
         <w:tc>
           <w:tcPr>
-            <w:tcW w:type="dxa" w:w="2880"/>
+            <w:tcW w:type="dxa" w:w="3024"/>
           </w:tcPr>
           <w:p>
             <w:r/>
@@ -3162,7 +3162,7 @@
         </w:tc>
         <w:tc>
           <w:tcPr>
-            <w:tcW w:type="dxa" w:w="2880"/>
+            <w:tcW w:type="dxa" w:w="3024"/>
           </w:tcPr>
           <w:p>
             <w:r/>
@@ -3173,7 +3173,7 @@
         </w:tc>
         <w:tc>
           <w:tcPr>
-            <w:tcW w:type="dxa" w:w="2880"/>
+            <w:tcW w:type="dxa" w:w="3024"/>
           </w:tcPr>
           <w:p>
             <w:r/>
@@ -3186,7 +3186,7 @@
       <w:tr>
         <w:tc>
           <w:tcPr>
-            <w:tcW w:type="dxa" w:w="2880"/>
+            <w:tcW w:type="dxa" w:w="3024"/>
           </w:tcPr>
           <w:p>
             <w:r/>
@@ -3197,7 +3197,7 @@
         </w:tc>
         <w:tc>
           <w:tcPr>
-            <w:tcW w:type="dxa" w:w="2880"/>
+            <w:tcW w:type="dxa" w:w="3024"/>
           </w:tcPr>
           <w:p>
             <w:r/>
@@ -3208,7 +3208,7 @@
         </w:tc>
         <w:tc>
           <w:tcPr>
-            <w:tcW w:type="dxa" w:w="2880"/>
+            <w:tcW w:type="dxa" w:w="3024"/>
           </w:tcPr>
           <w:p>
             <w:r/>
@@ -3252,14 +3252,14 @@
         <w:tblLook w:firstColumn="1" w:firstRow="1" w:lastColumn="0" w:lastRow="0" w:noHBand="0" w:noVBand="1" w:val="04A0"/>
       </w:tblPr>
       <w:tblGrid>
-        <w:gridCol w:w="2880"/>
-        <w:gridCol w:w="2880"/>
-        <w:gridCol w:w="2880"/>
+        <w:gridCol w:w="3024"/>
+        <w:gridCol w:w="3024"/>
+        <w:gridCol w:w="3024"/>
       </w:tblGrid>
       <w:tr>
         <w:tc>
           <w:tcPr>
-            <w:tcW w:type="dxa" w:w="2880"/>
+            <w:tcW w:type="dxa" w:w="3024"/>
           </w:tcPr>
           <w:p>
             <w:r>
@@ -3277,7 +3277,7 @@
         </w:tc>
         <w:tc>
           <w:tcPr>
-            <w:tcW w:type="dxa" w:w="2880"/>
+            <w:tcW w:type="dxa" w:w="3024"/>
           </w:tcPr>
           <w:p>
             <w:r>
@@ -3295,7 +3295,7 @@
         </w:tc>
         <w:tc>
           <w:tcPr>
-            <w:tcW w:type="dxa" w:w="2880"/>
+            <w:tcW w:type="dxa" w:w="3024"/>
           </w:tcPr>
           <w:p>
             <w:r>
@@ -3315,7 +3315,7 @@
       <w:tr>
         <w:tc>
           <w:tcPr>
-            <w:tcW w:type="dxa" w:w="2880"/>
+            <w:tcW w:type="dxa" w:w="3024"/>
           </w:tcPr>
           <w:p>
             <w:r/>
@@ -3329,7 +3329,7 @@
         </w:tc>
         <w:tc>
           <w:tcPr>
-            <w:tcW w:type="dxa" w:w="2880"/>
+            <w:tcW w:type="dxa" w:w="3024"/>
           </w:tcPr>
           <w:p>
             <w:r/>
@@ -3340,7 +3340,7 @@
         </w:tc>
         <w:tc>
           <w:tcPr>
-            <w:tcW w:type="dxa" w:w="2880"/>
+            <w:tcW w:type="dxa" w:w="3024"/>
           </w:tcPr>
           <w:p>
             <w:r/>
@@ -3353,7 +3353,7 @@
       <w:tr>
         <w:tc>
           <w:tcPr>
-            <w:tcW w:type="dxa" w:w="2880"/>
+            <w:tcW w:type="dxa" w:w="3024"/>
           </w:tcPr>
           <w:p>
             <w:r/>
@@ -3367,7 +3367,7 @@
         </w:tc>
         <w:tc>
           <w:tcPr>
-            <w:tcW w:type="dxa" w:w="2880"/>
+            <w:tcW w:type="dxa" w:w="3024"/>
           </w:tcPr>
           <w:p>
             <w:r/>
@@ -3378,7 +3378,7 @@
         </w:tc>
         <w:tc>
           <w:tcPr>
-            <w:tcW w:type="dxa" w:w="2880"/>
+            <w:tcW w:type="dxa" w:w="3024"/>
           </w:tcPr>
           <w:p>
             <w:r/>
@@ -3391,7 +3391,7 @@
       <w:tr>
         <w:tc>
           <w:tcPr>
-            <w:tcW w:type="dxa" w:w="2880"/>
+            <w:tcW w:type="dxa" w:w="3024"/>
           </w:tcPr>
           <w:p>
             <w:r/>
@@ -3405,7 +3405,7 @@
         </w:tc>
         <w:tc>
           <w:tcPr>
-            <w:tcW w:type="dxa" w:w="2880"/>
+            <w:tcW w:type="dxa" w:w="3024"/>
           </w:tcPr>
           <w:p>
             <w:r/>
@@ -3416,7 +3416,7 @@
         </w:tc>
         <w:tc>
           <w:tcPr>
-            <w:tcW w:type="dxa" w:w="2880"/>
+            <w:tcW w:type="dxa" w:w="3024"/>
           </w:tcPr>
           <w:p>
             <w:r/>
@@ -3426,7 +3426,7 @@
       <w:tr>
         <w:tc>
           <w:tcPr>
-            <w:tcW w:type="dxa" w:w="2880"/>
+            <w:tcW w:type="dxa" w:w="3024"/>
           </w:tcPr>
           <w:p>
             <w:r/>
@@ -3440,7 +3440,7 @@
         </w:tc>
         <w:tc>
           <w:tcPr>
-            <w:tcW w:type="dxa" w:w="2880"/>
+            <w:tcW w:type="dxa" w:w="3024"/>
           </w:tcPr>
           <w:p>
             <w:r/>
@@ -3451,7 +3451,7 @@
         </w:tc>
         <w:tc>
           <w:tcPr>
-            <w:tcW w:type="dxa" w:w="2880"/>
+            <w:tcW w:type="dxa" w:w="3024"/>
           </w:tcPr>
           <w:p>
             <w:r/>
@@ -3464,7 +3464,7 @@
       <w:tr>
         <w:tc>
           <w:tcPr>
-            <w:tcW w:type="dxa" w:w="2880"/>
+            <w:tcW w:type="dxa" w:w="3024"/>
           </w:tcPr>
           <w:p>
             <w:r/>
@@ -3481,7 +3481,7 @@
         </w:tc>
         <w:tc>
           <w:tcPr>
-            <w:tcW w:type="dxa" w:w="2880"/>
+            <w:tcW w:type="dxa" w:w="3024"/>
           </w:tcPr>
           <w:p>
             <w:r/>
@@ -3492,7 +3492,7 @@
         </w:tc>
         <w:tc>
           <w:tcPr>
-            <w:tcW w:type="dxa" w:w="2880"/>
+            <w:tcW w:type="dxa" w:w="3024"/>
           </w:tcPr>
           <w:p>
             <w:r/>
@@ -3502,7 +3502,7 @@
       <w:tr>
         <w:tc>
           <w:tcPr>
-            <w:tcW w:type="dxa" w:w="2880"/>
+            <w:tcW w:type="dxa" w:w="3024"/>
           </w:tcPr>
           <w:p>
             <w:r/>
@@ -3516,7 +3516,7 @@
         </w:tc>
         <w:tc>
           <w:tcPr>
-            <w:tcW w:type="dxa" w:w="2880"/>
+            <w:tcW w:type="dxa" w:w="3024"/>
           </w:tcPr>
           <w:p>
             <w:r/>
@@ -3527,7 +3527,7 @@
         </w:tc>
         <w:tc>
           <w:tcPr>
-            <w:tcW w:type="dxa" w:w="2880"/>
+            <w:tcW w:type="dxa" w:w="3024"/>
           </w:tcPr>
           <w:p>
             <w:r/>
@@ -3686,13 +3686,13 @@
         <w:tblLook w:firstColumn="1" w:firstRow="1" w:lastColumn="0" w:lastRow="0" w:noHBand="0" w:noVBand="1" w:val="04A0"/>
       </w:tblPr>
       <w:tblGrid>
-        <w:gridCol w:w="4320"/>
-        <w:gridCol w:w="4320"/>
+        <w:gridCol w:w="4536"/>
+        <w:gridCol w:w="4536"/>
       </w:tblGrid>
       <w:tr>
         <w:tc>
           <w:tcPr>
-            <w:tcW w:type="dxa" w:w="4320"/>
+            <w:tcW w:type="dxa" w:w="4536"/>
           </w:tcPr>
           <w:p>
             <w:r>
@@ -3710,7 +3710,7 @@
         </w:tc>
         <w:tc>
           <w:tcPr>
-            <w:tcW w:type="dxa" w:w="4320"/>
+            <w:tcW w:type="dxa" w:w="4536"/>
           </w:tcPr>
           <w:p>
             <w:r>
@@ -3730,7 +3730,7 @@
       <w:tr>
         <w:tc>
           <w:tcPr>
-            <w:tcW w:type="dxa" w:w="4320"/>
+            <w:tcW w:type="dxa" w:w="4536"/>
           </w:tcPr>
           <w:p>
             <w:r/>
@@ -3741,7 +3741,7 @@
         </w:tc>
         <w:tc>
           <w:tcPr>
-            <w:tcW w:type="dxa" w:w="4320"/>
+            <w:tcW w:type="dxa" w:w="4536"/>
           </w:tcPr>
           <w:p>
             <w:r/>
@@ -3754,7 +3754,7 @@
       <w:tr>
         <w:tc>
           <w:tcPr>
-            <w:tcW w:type="dxa" w:w="4320"/>
+            <w:tcW w:type="dxa" w:w="4536"/>
           </w:tcPr>
           <w:p>
             <w:r/>
@@ -3765,7 +3765,7 @@
         </w:tc>
         <w:tc>
           <w:tcPr>
-            <w:tcW w:type="dxa" w:w="4320"/>
+            <w:tcW w:type="dxa" w:w="4536"/>
           </w:tcPr>
           <w:p>
             <w:r/>
@@ -3778,7 +3778,7 @@
       <w:tr>
         <w:tc>
           <w:tcPr>
-            <w:tcW w:type="dxa" w:w="4320"/>
+            <w:tcW w:type="dxa" w:w="4536"/>
           </w:tcPr>
           <w:p>
             <w:r/>
@@ -3789,7 +3789,7 @@
         </w:tc>
         <w:tc>
           <w:tcPr>
-            <w:tcW w:type="dxa" w:w="4320"/>
+            <w:tcW w:type="dxa" w:w="4536"/>
           </w:tcPr>
           <w:p>
             <w:r/>
@@ -3802,7 +3802,7 @@
       <w:tr>
         <w:tc>
           <w:tcPr>
-            <w:tcW w:type="dxa" w:w="4320"/>
+            <w:tcW w:type="dxa" w:w="4536"/>
           </w:tcPr>
           <w:p>
             <w:r/>
@@ -3813,7 +3813,7 @@
         </w:tc>
         <w:tc>
           <w:tcPr>
-            <w:tcW w:type="dxa" w:w="4320"/>
+            <w:tcW w:type="dxa" w:w="4536"/>
           </w:tcPr>
           <w:p>
             <w:r/>
@@ -3826,7 +3826,7 @@
       <w:tr>
         <w:tc>
           <w:tcPr>
-            <w:tcW w:type="dxa" w:w="4320"/>
+            <w:tcW w:type="dxa" w:w="4536"/>
           </w:tcPr>
           <w:p>
             <w:r/>
@@ -3837,7 +3837,7 @@
         </w:tc>
         <w:tc>
           <w:tcPr>
-            <w:tcW w:type="dxa" w:w="4320"/>
+            <w:tcW w:type="dxa" w:w="4536"/>
           </w:tcPr>
           <w:p>
             <w:r/>
@@ -3991,16 +3991,16 @@
         <w:tblLook w:firstColumn="1" w:firstRow="1" w:lastColumn="0" w:lastRow="0" w:noHBand="0" w:noVBand="1" w:val="04A0"/>
       </w:tblPr>
       <w:tblGrid>
-        <w:gridCol w:w="1728"/>
-        <w:gridCol w:w="1728"/>
-        <w:gridCol w:w="1728"/>
-        <w:gridCol w:w="1728"/>
-        <w:gridCol w:w="1728"/>
+        <w:gridCol w:w="1814"/>
+        <w:gridCol w:w="1814"/>
+        <w:gridCol w:w="1814"/>
+        <w:gridCol w:w="1814"/>
+        <w:gridCol w:w="1814"/>
       </w:tblGrid>
       <w:tr>
         <w:tc>
           <w:tcPr>
-            <w:tcW w:type="dxa" w:w="1728"/>
+            <w:tcW w:type="dxa" w:w="1814"/>
           </w:tcPr>
           <w:p>
             <w:r>
@@ -4018,7 +4018,7 @@
         </w:tc>
         <w:tc>
           <w:tcPr>
-            <w:tcW w:type="dxa" w:w="1728"/>
+            <w:tcW w:type="dxa" w:w="1814"/>
           </w:tcPr>
           <w:p>
             <w:r>
@@ -4036,7 +4036,7 @@
         </w:tc>
         <w:tc>
           <w:tcPr>
-            <w:tcW w:type="dxa" w:w="1728"/>
+            <w:tcW w:type="dxa" w:w="1814"/>
           </w:tcPr>
           <w:p>
             <w:r>
@@ -4054,7 +4054,7 @@
         </w:tc>
         <w:tc>
           <w:tcPr>
-            <w:tcW w:type="dxa" w:w="1728"/>
+            <w:tcW w:type="dxa" w:w="1814"/>
           </w:tcPr>
           <w:p>
             <w:r>
@@ -4072,7 +4072,7 @@
         </w:tc>
         <w:tc>
           <w:tcPr>
-            <w:tcW w:type="dxa" w:w="1728"/>
+            <w:tcW w:type="dxa" w:w="1814"/>
           </w:tcPr>
           <w:p>
             <w:r>
@@ -4092,7 +4092,7 @@
       <w:tr>
         <w:tc>
           <w:tcPr>
-            <w:tcW w:type="dxa" w:w="1728"/>
+            <w:tcW w:type="dxa" w:w="1814"/>
           </w:tcPr>
           <w:p>
             <w:r/>
@@ -4103,7 +4103,7 @@
         </w:tc>
         <w:tc>
           <w:tcPr>
-            <w:tcW w:type="dxa" w:w="1728"/>
+            <w:tcW w:type="dxa" w:w="1814"/>
           </w:tcPr>
           <w:p>
             <w:r/>
@@ -4114,7 +4114,7 @@
         </w:tc>
         <w:tc>
           <w:tcPr>
-            <w:tcW w:type="dxa" w:w="1728"/>
+            <w:tcW w:type="dxa" w:w="1814"/>
           </w:tcPr>
           <w:p>
             <w:r/>
@@ -4125,7 +4125,7 @@
         </w:tc>
         <w:tc>
           <w:tcPr>
-            <w:tcW w:type="dxa" w:w="1728"/>
+            <w:tcW w:type="dxa" w:w="1814"/>
           </w:tcPr>
           <w:p>
             <w:r/>
@@ -4136,7 +4136,7 @@
         </w:tc>
         <w:tc>
           <w:tcPr>
-            <w:tcW w:type="dxa" w:w="1728"/>
+            <w:tcW w:type="dxa" w:w="1814"/>
           </w:tcPr>
           <w:p>
             <w:r/>
@@ -4252,13 +4252,208 @@
       </w:r>
     </w:p>
     <w:sectPr>
-      <w:pgSz w:w="12240" w:h="15840"/>
-      <w:pgMar w:top="1440" w:right="1800" w:bottom="1440" w:left="1800" w:header="720" w:footer="720" w:gutter="0"/>
+      <w:headerReference w:type="default" r:id="rId9"/>
+      <w:footerReference w:type="default" r:id="rId10"/>
+      <w:pgSz w:w="11906" w:h="16838"/>
+      <w:pgMar w:top="1247" w:right="1417" w:bottom="1134" w:left="1417" w:header="720" w:footer="720" w:gutter="0"/>
       <w:cols w:space="720"/>
       <w:docGrid w:linePitch="360"/>
     </w:sectPr>
   </w:body>
 </w:document>
+</file>
+
+<file path=word/footer1.xml><?xml version="1.0" encoding="utf-8"?>
+<w:ftr xmlns:m="http://schemas.openxmlformats.org/officeDocument/2006/math" xmlns:mc="http://schemas.openxmlformats.org/markup-compatibility/2006" xmlns:mo="http://schemas.microsoft.com/office/mac/office/2008/main" xmlns:mv="urn:schemas-microsoft-com:mac:vml" xmlns:o="urn:schemas-microsoft-com:office:office" xmlns:r="http://schemas.openxmlformats.org/officeDocument/2006/relationships" xmlns:v="urn:schemas-microsoft-com:vml" xmlns:w10="urn:schemas-microsoft-com:office:word" xmlns:w14="http://schemas.microsoft.com/office/word/2010/wordml" xmlns:w="http://schemas.openxmlformats.org/wordprocessingml/2006/main" xmlns:wne="http://schemas.microsoft.com/office/word/2006/wordml" xmlns:wp14="http://schemas.microsoft.com/office/word/2010/wordprocessingDrawing" xmlns:wp="http://schemas.openxmlformats.org/drawingml/2006/wordprocessingDrawing" xmlns:wpc="http://schemas.microsoft.com/office/word/2010/wordprocessingCanvas" xmlns:wpg="http://schemas.microsoft.com/office/word/2010/wordprocessingGroup" xmlns:wpi="http://schemas.microsoft.com/office/word/2010/wordprocessingInk" xmlns:wps="http://schemas.microsoft.com/office/word/2010/wordprocessingShape" mc:Ignorable="w14 wp14">
+  <w:p>
+    <w:pPr>
+      <w:pStyle w:val="Footer"/>
+    </w:pPr>
+  </w:p>
+  <w:tbl>
+    <w:tblPr>
+      <w:tblW w:type="auto" w:w="0"/>
+      <w:jc w:val="left"/>
+      <w:tblLook w:firstColumn="1" w:firstRow="1" w:lastColumn="0" w:lastRow="0" w:noHBand="0" w:noVBand="1" w:val="04A0"/>
+      <w:tblBorders>
+        <w:top w:val="none"/>
+        <w:left w:val="none"/>
+        <w:bottom w:val="none"/>
+        <w:right w:val="none"/>
+        <w:insideH w:val="none"/>
+        <w:insideV w:val="none"/>
+      </w:tblBorders>
+    </w:tblPr>
+    <w:tblGrid>
+      <w:gridCol w:w="4535"/>
+      <w:gridCol w:w="4535"/>
+    </w:tblGrid>
+    <w:tr>
+      <w:tc>
+        <w:tcPr>
+          <w:tcW w:type="dxa" w:w="5669"/>
+          <w:shd w:val="clear" w:color="auto" w:fill="111827"/>
+        </w:tcPr>
+        <w:p>
+          <w:pPr>
+            <w:spacing w:before="80" w:after="80"/>
+          </w:pPr>
+          <w:r>
+            <w:rPr>
+              <w:color w:val="FFFFFF"/>
+              <w:sz w:val="16"/>
+            </w:rPr>
+            <w:t>Forgotten Felines Cat Rescue — Charity No. 1181190</w:t>
+          </w:r>
+        </w:p>
+      </w:tc>
+      <w:tc>
+        <w:tcPr>
+          <w:tcW w:type="dxa" w:w="3402"/>
+          <w:shd w:val="clear" w:color="auto" w:fill="111827"/>
+        </w:tcPr>
+        <w:p>
+          <w:pPr>
+            <w:spacing w:before="80" w:after="80"/>
+            <w:jc w:val="right"/>
+          </w:pPr>
+          <w:r>
+            <w:rPr>
+              <w:color w:val="FFFFFF"/>
+              <w:sz w:val="16"/>
+            </w:rPr>
+            <w:t>[Policy Title]  |  v[1.0]</w:t>
+          </w:r>
+        </w:p>
+      </w:tc>
+    </w:tr>
+  </w:tbl>
+</w:ftr>
+</file>
+
+<file path=word/header1.xml><?xml version="1.0" encoding="utf-8"?>
+<w:hdr xmlns:m="http://schemas.openxmlformats.org/officeDocument/2006/math" xmlns:mc="http://schemas.openxmlformats.org/markup-compatibility/2006" xmlns:mo="http://schemas.microsoft.com/office/mac/office/2008/main" xmlns:mv="urn:schemas-microsoft-com:mac:vml" xmlns:o="urn:schemas-microsoft-com:office:office" xmlns:r="http://schemas.openxmlformats.org/officeDocument/2006/relationships" xmlns:v="urn:schemas-microsoft-com:vml" xmlns:w10="urn:schemas-microsoft-com:office:word" xmlns:w14="http://schemas.microsoft.com/office/word/2010/wordml" xmlns:w="http://schemas.openxmlformats.org/wordprocessingml/2006/main" xmlns:wne="http://schemas.microsoft.com/office/word/2006/wordml" xmlns:wp14="http://schemas.microsoft.com/office/word/2010/wordprocessingDrawing" xmlns:wp="http://schemas.openxmlformats.org/drawingml/2006/wordprocessingDrawing" xmlns:wpc="http://schemas.microsoft.com/office/word/2010/wordprocessingCanvas" xmlns:wpg="http://schemas.microsoft.com/office/word/2010/wordprocessingGroup" xmlns:wpi="http://schemas.microsoft.com/office/word/2010/wordprocessingInk" xmlns:wps="http://schemas.microsoft.com/office/word/2010/wordprocessingShape" mc:Ignorable="w14 wp14">
+  <w:p>
+    <w:pPr>
+      <w:pStyle w:val="Header"/>
+    </w:pPr>
+  </w:p>
+  <w:tbl>
+    <w:tblPr>
+      <w:tblW w:type="auto" w:w="0"/>
+      <w:jc w:val="left"/>
+      <w:tblLook w:firstColumn="1" w:firstRow="1" w:lastColumn="0" w:lastRow="0" w:noHBand="0" w:noVBand="1" w:val="04A0"/>
+      <w:tblBorders>
+        <w:top w:val="none"/>
+        <w:left w:val="none"/>
+        <w:bottom w:val="none"/>
+        <w:right w:val="none"/>
+        <w:insideH w:val="none"/>
+        <w:insideV w:val="none"/>
+      </w:tblBorders>
+    </w:tblPr>
+    <w:tblGrid>
+      <w:gridCol w:w="4535"/>
+      <w:gridCol w:w="4535"/>
+    </w:tblGrid>
+    <w:tr>
+      <w:tc>
+        <w:tcPr>
+          <w:tcW w:type="dxa" w:w="4535"/>
+        </w:tcPr>
+        <w:p>
+          <w:r>
+            <w:drawing>
+              <wp:inline xmlns:a="http://schemas.openxmlformats.org/drawingml/2006/main" xmlns:pic="http://schemas.openxmlformats.org/drawingml/2006/picture">
+                <wp:extent cx="1208869" cy="576000"/>
+                <wp:docPr id="1" name="Picture 1"/>
+                <wp:cNvGraphicFramePr>
+                  <a:graphicFrameLocks noChangeAspect="1"/>
+                </wp:cNvGraphicFramePr>
+                <a:graphic>
+                  <a:graphicData uri="http://schemas.openxmlformats.org/drawingml/2006/picture">
+                    <pic:pic>
+                      <pic:nvPicPr>
+                        <pic:cNvPr id="0" name="logo.png"/>
+                        <pic:cNvPicPr/>
+                      </pic:nvPicPr>
+                      <pic:blipFill>
+                        <a:blip r:embed="rId1"/>
+                        <a:stretch>
+                          <a:fillRect/>
+                        </a:stretch>
+                      </pic:blipFill>
+                      <pic:spPr>
+                        <a:xfrm>
+                          <a:off x="0" y="0"/>
+                          <a:ext cx="1208869" cy="576000"/>
+                        </a:xfrm>
+                        <a:prstGeom prst="rect"/>
+                      </pic:spPr>
+                    </pic:pic>
+                  </a:graphicData>
+                </a:graphic>
+              </wp:inline>
+            </w:drawing>
+          </w:r>
+        </w:p>
+      </w:tc>
+      <w:tc>
+        <w:tcPr>
+          <w:tcW w:type="dxa" w:w="4535"/>
+        </w:tcPr>
+        <w:p>
+          <w:pPr>
+            <w:spacing w:before="0" w:after="20"/>
+            <w:jc w:val="right"/>
+          </w:pPr>
+          <w:r>
+            <w:rPr>
+              <w:b/>
+              <w:color w:val="111827"/>
+              <w:sz w:val="17"/>
+            </w:rPr>
+            <w:t>Forgotten Felines Cat Rescue</w:t>
+          </w:r>
+        </w:p>
+        <w:p>
+          <w:pPr>
+            <w:spacing w:before="0" w:after="20"/>
+            <w:jc w:val="right"/>
+          </w:pPr>
+          <w:r>
+            <w:rPr>
+              <w:color w:val="111827"/>
+              <w:sz w:val="17"/>
+            </w:rPr>
+            <w:t>Registered Charity No. 1181190</w:t>
+          </w:r>
+        </w:p>
+        <w:p>
+          <w:pPr>
+            <w:spacing w:before="0" w:after="20"/>
+            <w:jc w:val="right"/>
+          </w:pPr>
+          <w:r>
+            <w:rPr>
+              <w:color w:val="111827"/>
+              <w:sz w:val="17"/>
+            </w:rPr>
+            <w:t>forgottenfelineswales.org</w:t>
+          </w:r>
+        </w:p>
+      </w:tc>
+    </w:tr>
+  </w:tbl>
+  <w:p>
+    <w:pPr>
+      <w:spacing w:before="80" w:after="0"/>
+      <w:pBdr>
+        <w:bottom w:val="single" w:sz="18" w:space="1" w:color="05A44E"/>
+      </w:pBdr>
+    </w:pPr>
+  </w:p>
+</w:hdr>
 </file>
 
 <file path=word/numbering.xml><?xml version="1.0" encoding="utf-8"?>
@@ -4626,6 +4821,7 @@
     <w:rsid w:val="00FC693F"/>
     <w:rPr>
       <w:rFonts w:ascii="Calibri" w:hAnsi="Calibri"/>
+      <w:color w:val="111827"/>
       <w:sz w:val="22"/>
     </w:rPr>
   </w:style>
